--- a/docs/r2_gate_decisions.docx
+++ b/docs/r2_gate_decisions.docx
@@ -527,19 +527,133 @@
         <w:t xml:space="preserve"> </w:t>
       </w:r>
       <w:r>
-        <w:t xml:space="preserve">unchanged). Within matched-TTC rows the smoothed field orders only 14 of 24 rows in</w:t>
-      </w:r>
-      <w:r>
-        <w:t xml:space="preserve"> </w:t>
-      </w:r>
-      <w:r>
-        <w:t xml:space="preserve">the observed direction (mean ρ −0.10) where the data order 24 of 24 (gap ρ −0.887) —</w:t>
-      </w:r>
-      <w:r>
-        <w:t xml:space="preserve"> </w:t>
-      </w:r>
-      <w:r>
-        <w:t xml:space="preserve">and the sign derivation below shows that inconsistency is structural, not noise.</w:t>
+        <w:t xml:space="preserve">unchanged). Within matched-TTC rows the smoothed field’s correlation with the response</w:t>
+      </w:r>
+      <w:r>
+        <w:t xml:space="preserve"> </w:t>
+      </w:r>
+      <w:r>
+        <w:t xml:space="preserve">is negative in 14 of 24 rows (mean ρ −0.10)</w:t>
+      </w:r>
+      <w:r>
+        <w:t xml:space="preserve"> </w:t>
+      </w:r>
+      <w:r>
+        <w:rPr>
+          <w:i/>
+          <w:iCs/>
+        </w:rPr>
+        <w:t xml:space="preserve">[corrected 2026-09-02: this sentence</w:t>
+      </w:r>
+      <w:r>
+        <w:rPr>
+          <w:i/>
+          <w:iCs/>
+        </w:rPr>
+        <w:t xml:space="preserve"> </w:t>
+      </w:r>
+      <w:r>
+        <w:rPr>
+          <w:i/>
+          <w:iCs/>
+        </w:rPr>
+        <w:t xml:space="preserve">originally read</w:t>
+      </w:r>
+      <w:r>
+        <w:rPr>
+          <w:i/>
+          <w:iCs/>
+        </w:rPr>
+        <w:t xml:space="preserve"> </w:t>
+      </w:r>
+      <w:r>
+        <w:rPr>
+          <w:i/>
+          <w:iCs/>
+        </w:rPr>
+        <w:t xml:space="preserve">“orders only 14 of 24 rows in the observed direction”</w:t>
+      </w:r>
+      <w:r>
+        <w:rPr>
+          <w:i/>
+          <w:iCs/>
+        </w:rPr>
+        <w:t xml:space="preserve">; the observed</w:t>
+      </w:r>
+      <w:r>
+        <w:rPr>
+          <w:i/>
+          <w:iCs/>
+        </w:rPr>
+        <w:t xml:space="preserve"> </w:t>
+      </w:r>
+      <w:r>
+        <w:rPr>
+          <w:i/>
+          <w:iCs/>
+        </w:rPr>
+        <w:t xml:space="preserve">direction for a criticality measure is positive, so the field orders 10 of 24 rows</w:t>
+      </w:r>
+      <w:r>
+        <w:rPr>
+          <w:i/>
+          <w:iCs/>
+        </w:rPr>
+        <w:t xml:space="preserve"> </w:t>
+      </w:r>
+      <w:r>
+        <w:rPr>
+          <w:i/>
+          <w:iCs/>
+        </w:rPr>
+        <w:t xml:space="preserve">like the data and is anti-ordered in 14 —</w:t>
+      </w:r>
+      <w:r>
+        <w:rPr>
+          <w:i/>
+          <w:iCs/>
+        </w:rPr>
+        <w:t xml:space="preserve"> </w:t>
+      </w:r>
+      <w:r>
+        <w:rPr>
+          <w:rStyle w:val="VerbatimChar"/>
+          <w:i/>
+          <w:iCs/>
+        </w:rPr>
+        <w:t xml:space="preserve">docs/r2_pipeline_review.md</w:t>
+      </w:r>
+      <w:r>
+        <w:rPr>
+          <w:i/>
+          <w:iCs/>
+        </w:rPr>
+        <w:t xml:space="preserve"> </w:t>
+      </w:r>
+      <w:r>
+        <w:rPr>
+          <w:i/>
+          <w:iCs/>
+        </w:rPr>
+        <w:t xml:space="preserve">§4]</w:t>
+      </w:r>
+      <w:r>
+        <w:t xml:space="preserve"> </w:t>
+      </w:r>
+      <w:r>
+        <w:t xml:space="preserve">where the</w:t>
+      </w:r>
+      <w:r>
+        <w:t xml:space="preserve"> </w:t>
+      </w:r>
+      <w:r>
+        <w:t xml:space="preserve">data order 24 of 24 (gap ρ −0.887) — and the sign derivation below shows that</w:t>
+      </w:r>
+      <w:r>
+        <w:t xml:space="preserve"> </w:t>
+      </w:r>
+      <w:r>
+        <w:t xml:space="preserve">inconsistency is structural, not noise.</w:t>
       </w:r>
     </w:p>
     <w:p>
@@ -566,6 +680,224 @@
       </w:r>
       <w:r>
         <w:t xml:space="preserve">pre-commitment, the project’s claim is restated around what survives (§4).</w:t>
+      </w:r>
+    </w:p>
+    <w:p>
+      <w:pPr>
+        <w:pStyle w:val="BodyText"/>
+      </w:pPr>
+      <w:r>
+        <w:rPr>
+          <w:i/>
+          <w:iCs/>
+        </w:rPr>
+        <w:t xml:space="preserve">[Added 2026-09-02, after an adversarial review of this pipeline</w:t>
+      </w:r>
+      <w:r>
+        <w:rPr>
+          <w:i/>
+          <w:iCs/>
+        </w:rPr>
+        <w:t xml:space="preserve"> </w:t>
+      </w:r>
+      <w:r>
+        <w:rPr>
+          <w:i/>
+          <w:iCs/>
+        </w:rPr>
+        <w:t xml:space="preserve">(</w:t>
+      </w:r>
+      <w:r>
+        <w:rPr>
+          <w:rStyle w:val="VerbatimChar"/>
+          <w:i/>
+          <w:iCs/>
+        </w:rPr>
+        <w:t xml:space="preserve">docs/r2_pipeline_review.md</w:t>
+      </w:r>
+      <w:r>
+        <w:rPr>
+          <w:i/>
+          <w:iCs/>
+        </w:rPr>
+        <w:t xml:space="preserve">; diagnostic</w:t>
+      </w:r>
+      <w:r>
+        <w:rPr>
+          <w:i/>
+          <w:iCs/>
+        </w:rPr>
+        <w:t xml:space="preserve"> </w:t>
+      </w:r>
+      <w:r>
+        <w:rPr>
+          <w:rStyle w:val="VerbatimChar"/>
+          <w:i/>
+          <w:iCs/>
+        </w:rPr>
+        <w:t xml:space="preserve">replication/czb/cutin2_lane_gate_diagnostic.py</w:t>
+      </w:r>
+      <w:r>
+        <w:rPr>
+          <w:i/>
+          <w:iCs/>
+        </w:rPr>
+        <w:t xml:space="preserve"> </w:t>
+      </w:r>
+      <w:r>
+        <w:rPr>
+          <w:i/>
+          <w:iCs/>
+        </w:rPr>
+        <w:t xml:space="preserve">→</w:t>
+      </w:r>
+      <w:r>
+        <w:rPr>
+          <w:i/>
+          <w:iCs/>
+        </w:rPr>
+        <w:t xml:space="preserve"> </w:t>
+      </w:r>
+      <w:r>
+        <w:rPr>
+          <w:rStyle w:val="VerbatimChar"/>
+          <w:i/>
+          <w:iCs/>
+        </w:rPr>
+        <w:t xml:space="preserve">out/cutin2_lane_gate_diagnostic.md</w:t>
+      </w:r>
+      <w:r>
+        <w:rPr>
+          <w:i/>
+          <w:iCs/>
+        </w:rPr>
+        <w:t xml:space="preserve">). The verdict reproduces by an independent</w:t>
+      </w:r>
+      <w:r>
+        <w:rPr>
+          <w:i/>
+          <w:iCs/>
+        </w:rPr>
+        <w:t xml:space="preserve"> </w:t>
+      </w:r>
+      <w:r>
+        <w:rPr>
+          <w:i/>
+          <w:iCs/>
+        </w:rPr>
+        <w:t xml:space="preserve">fitting route (field 0.3508, gap 0.1531; cell-bootstrap interval on the difference</w:t>
+      </w:r>
+      <w:r>
+        <w:rPr>
+          <w:i/>
+          <w:iCs/>
+        </w:rPr>
+        <w:t xml:space="preserve"> </w:t>
+      </w:r>
+      <w:r>
+        <w:rPr>
+          <w:i/>
+          <w:iCs/>
+        </w:rPr>
+        <w:t xml:space="preserve">+0.174 to +0.222). Its loss decomposes into two identifiable mechanisms: about 44% is</w:t>
+      </w:r>
+      <w:r>
+        <w:rPr>
+          <w:i/>
+          <w:iCs/>
+        </w:rPr>
+        <w:t xml:space="preserve"> </w:t>
+      </w:r>
+      <w:r>
+        <w:rPr>
+          <w:i/>
+          <w:iCs/>
+        </w:rPr>
+        <w:t xml:space="preserve">the lane-entry gate — a project construction — which suppresses the deficit in the</w:t>
+      </w:r>
+      <w:r>
+        <w:rPr>
+          <w:i/>
+          <w:iCs/>
+        </w:rPr>
+        <w:t xml:space="preserve"> </w:t>
+      </w:r>
+      <w:r>
+        <w:rPr>
+          <w:i/>
+          <w:iCs/>
+        </w:rPr>
+        <w:t xml:space="preserve">slow-lane-change cells at short TTC, exactly where participants respond most (their</w:t>
+      </w:r>
+      <w:r>
+        <w:rPr>
+          <w:i/>
+          <w:iCs/>
+        </w:rPr>
+        <w:t xml:space="preserve"> </w:t>
+      </w:r>
+      <w:r>
+        <w:rPr>
+          <w:i/>
+          <w:iCs/>
+        </w:rPr>
+        <w:t xml:space="preserve">response is flat across lane-change duration, the gate is not); the remainder is the</w:t>
+      </w:r>
+      <w:r>
+        <w:rPr>
+          <w:i/>
+          <w:iCs/>
+        </w:rPr>
+        <w:t xml:space="preserve"> </w:t>
+      </w:r>
+      <w:r>
+        <w:rPr>
+          <w:i/>
+          <w:iCs/>
+        </w:rPr>
+        <w:t xml:space="preserve">released counterfactual magnitude, which within matched-TTC rows orders cells by the</w:t>
+      </w:r>
+      <w:r>
+        <w:rPr>
+          <w:i/>
+          <w:iCs/>
+        </w:rPr>
+        <w:t xml:space="preserve"> </w:t>
+      </w:r>
+      <w:r>
+        <w:rPr>
+          <w:i/>
+          <w:iCs/>
+        </w:rPr>
+        <w:t xml:space="preserve">vehicles’ absolute speeds rather than by gap. Nothing in the verdict changes; its scope</w:t>
+      </w:r>
+      <w:r>
+        <w:rPr>
+          <w:i/>
+          <w:iCs/>
+        </w:rPr>
+        <w:t xml:space="preserve"> </w:t>
+      </w:r>
+      <w:r>
+        <w:rPr>
+          <w:i/>
+          <w:iCs/>
+        </w:rPr>
+        <w:t xml:space="preserve">statement should say that both the project’s gate and the published term’s</w:t>
+      </w:r>
+      <w:r>
+        <w:rPr>
+          <w:i/>
+          <w:iCs/>
+        </w:rPr>
+        <w:t xml:space="preserve"> </w:t>
+      </w:r>
+      <w:r>
+        <w:rPr>
+          <w:i/>
+          <w:iCs/>
+        </w:rPr>
+        <w:t xml:space="preserve">counterfactual fail, each for a stated reason.]</w:t>
       </w:r>
     </w:p>
     <w:bookmarkEnd w:id="9"/>

--- a/docs/r2_gate_decisions.docx
+++ b/docs/r2_gate_decisions.docx
@@ -1660,6 +1660,73 @@
       </w:r>
       <w:r>
         <w:t xml:space="preserve">demand-based axis, not only ours.</w:t>
+      </w:r>
+      <w:r>
+        <w:t xml:space="preserve"> </w:t>
+      </w:r>
+      <w:r>
+        <w:rPr>
+          <w:i/>
+          <w:iCs/>
+        </w:rPr>
+        <w:t xml:space="preserve">[Sharpened 2026-09-02 by card EL.1 (</w:t>
+      </w:r>
+      <w:r>
+        <w:rPr>
+          <w:rStyle w:val="VerbatimChar"/>
+          <w:i/>
+          <w:iCs/>
+        </w:rPr>
+        <w:t xml:space="preserve">out/cutin2_two_axis.md</w:t>
+      </w:r>
+      <w:r>
+        <w:rPr>
+          <w:i/>
+          <w:iCs/>
+        </w:rPr>
+        <w:t xml:space="preserve">): gap leads among</w:t>
+      </w:r>
+      <w:r>
+        <w:rPr>
+          <w:i/>
+          <w:iCs/>
+        </w:rPr>
+        <w:t xml:space="preserve"> </w:t>
+      </w:r>
+      <w:r>
+        <w:rPr>
+          <w:i/>
+          <w:iCs/>
+        </w:rPr>
+        <w:t xml:space="preserve">single scalars; a linear rule in log gap and log TTC, equally weighted, scores</w:t>
+      </w:r>
+      <w:r>
+        <w:rPr>
+          <w:i/>
+          <w:iCs/>
+        </w:rPr>
+        <w:t xml:space="preserve"> </w:t>
+      </w:r>
+      <w:r>
+        <w:rPr>
+          <w:i/>
+          <w:iCs/>
+        </w:rPr>
+        <w:t xml:space="preserve">0.114 held out against the gap’s 0.152 — at the sampling-noise floor. The cut-in’s</w:t>
+      </w:r>
+      <w:r>
+        <w:rPr>
+          <w:i/>
+          <w:iCs/>
+        </w:rPr>
+        <w:t xml:space="preserve"> </w:t>
+      </w:r>
+      <w:r>
+        <w:rPr>
+          <w:i/>
+          <w:iCs/>
+        </w:rPr>
+        <w:t xml:space="preserve">axis is two-dimensional and linear on the log scale.]</w:t>
       </w:r>
     </w:p>
     <w:p>
